--- a/Инструкция.docx
+++ b/Инструкция.docx
@@ -57,7 +57,23 @@
         <w:t xml:space="preserve"> Загрузить видео</w:t>
       </w:r>
       <w:r>
-        <w:t> – выберите файл с расширением .mp4, .avi или .mov.</w:t>
+        <w:t> – выберите файл с расширением .mp4, .</w:t>
+      </w:r>
+      <w:proofErr w:type="spellStart"/>
+      <w:r>
+        <w:t>avi</w:t>
+      </w:r>
+      <w:proofErr w:type="spellEnd"/>
+      <w:r>
+        <w:t> или .</w:t>
+      </w:r>
+      <w:proofErr w:type="spellStart"/>
+      <w:r>
+        <w:t>mov</w:t>
+      </w:r>
+      <w:proofErr w:type="spellEnd"/>
+      <w:r>
+        <w:t>.</w:t>
       </w:r>
     </w:p>
     <w:p>
@@ -84,26 +100,25 @@
         <w:t xml:space="preserve"> Веб-камера</w:t>
       </w:r>
       <w:r>
-        <w:t> – используйте встроенную или внешнюю камеру (обычно 0).</w:t>
-      </w:r>
-    </w:p>
-    <w:p>
-      <w:pPr>
-        <w:jc w:val="both"/>
-      </w:pPr>
-      <w:r>
-        <w:rPr>
-          <w:b/>
-          <w:bCs/>
-        </w:rPr>
-        <w:t>2</w:t>
-      </w:r>
-      <w:r>
-        <w:rPr>
-          <w:b/>
-          <w:bCs/>
-        </w:rPr>
-        <w:t>. Калибровка – настройка масштаба</w:t>
+        <w:t xml:space="preserve"> – </w:t>
+      </w:r>
+      <w:r>
+        <w:t>для онлайн-анализа с подключённой камеры</w:t>
+      </w:r>
+      <w:r>
+        <w:t>.</w:t>
+      </w:r>
+    </w:p>
+    <w:p>
+      <w:pPr>
+        <w:jc w:val="both"/>
+      </w:pPr>
+      <w:r>
+        <w:rPr>
+          <w:b/>
+          <w:bCs/>
+        </w:rPr>
+        <w:t>2. Калибровка – настройка масштаба</w:t>
       </w:r>
     </w:p>
     <w:p>
@@ -390,7 +405,6 @@
         <w:jc w:val="both"/>
       </w:pPr>
       <w:r>
-        <w:lastRenderedPageBreak/>
         <w:t>Нажмите </w:t>
       </w:r>
       <w:r>
@@ -413,6 +427,7 @@
         <w:jc w:val="both"/>
       </w:pPr>
       <w:r>
+        <w:lastRenderedPageBreak/>
         <w:t>Поля </w:t>
       </w:r>
       <w:r>
@@ -477,6 +492,586 @@
       <w:r>
         <w:t>Автоматически откроется окно анализа видео.</w:t>
       </w:r>
+    </w:p>
+    <w:p>
+      <w:pPr>
+        <w:jc w:val="both"/>
+        <w:rPr>
+          <w:b/>
+          <w:bCs/>
+        </w:rPr>
+      </w:pPr>
+      <w:r>
+        <w:rPr>
+          <w:b/>
+          <w:bCs/>
+        </w:rPr>
+        <w:t>2.</w:t>
+      </w:r>
+      <w:r>
+        <w:rPr>
+          <w:b/>
+          <w:bCs/>
+        </w:rPr>
+        <w:t>3</w:t>
+      </w:r>
+      <w:r>
+        <w:rPr>
+          <w:b/>
+          <w:bCs/>
+        </w:rPr>
+        <w:t>. Удаление калибровок</w:t>
+      </w:r>
+    </w:p>
+    <w:p>
+      <w:pPr>
+        <w:numPr>
+          <w:ilvl w:val="0"/>
+          <w:numId w:val="10"/>
+        </w:numPr>
+        <w:jc w:val="both"/>
+      </w:pPr>
+      <w:r>
+        <w:rPr>
+          <w:b/>
+          <w:bCs/>
+        </w:rPr>
+        <w:t>Удалить одну калибровку:</w:t>
+      </w:r>
+      <w:r>
+        <w:br/>
+        <w:t>В выпадающем списке выберите нужную калибровку и нажмите кнопку </w:t>
+      </w:r>
+      <w:r>
+        <w:rPr>
+          <w:b/>
+          <w:bCs/>
+        </w:rPr>
+        <w:t>«Удалить калибровку»</w:t>
+      </w:r>
+      <w:r>
+        <w:t> (находится в верхней панели). Подтвердите действие — запись будет удалена без возможности восстановления.</w:t>
+      </w:r>
+    </w:p>
+    <w:p>
+      <w:pPr>
+        <w:numPr>
+          <w:ilvl w:val="0"/>
+          <w:numId w:val="10"/>
+        </w:numPr>
+        <w:jc w:val="both"/>
+      </w:pPr>
+      <w:r>
+        <w:rPr>
+          <w:b/>
+          <w:bCs/>
+        </w:rPr>
+        <w:t>Удалить все калибровки:</w:t>
+      </w:r>
+      <w:r>
+        <w:br/>
+        <w:t>Нажмите кнопку </w:t>
+      </w:r>
+      <w:r>
+        <w:rPr>
+          <w:b/>
+          <w:bCs/>
+        </w:rPr>
+        <w:t>«Удалить все калибровки»</w:t>
+      </w:r>
+      <w:r>
+        <w:t> (расположена там же). Появится запрос подтверждения; после согласия </w:t>
+      </w:r>
+      <w:r>
+        <w:rPr>
+          <w:b/>
+          <w:bCs/>
+        </w:rPr>
+        <w:t>все</w:t>
+      </w:r>
+      <w:r>
+        <w:t> сохранённые калибровки будут безвозвратно стёрты. Следующая новая калибровка начнётся с ID 1.</w:t>
+      </w:r>
+    </w:p>
+    <w:p>
+      <w:pPr>
+        <w:jc w:val="both"/>
+        <w:rPr>
+          <w:b/>
+          <w:bCs/>
+        </w:rPr>
+      </w:pPr>
+      <w:r>
+        <w:rPr>
+          <w:b/>
+          <w:bCs/>
+        </w:rPr>
+        <w:t>3. Окно анализа видео</w:t>
+      </w:r>
+    </w:p>
+    <w:p>
+      <w:pPr>
+        <w:jc w:val="both"/>
+      </w:pPr>
+      <w:r>
+        <w:t>После калибровки откроется окно с видео.</w:t>
+      </w:r>
+      <w:r>
+        <w:br/>
+        <w:t>Здесь вы увидите:</w:t>
+      </w:r>
+    </w:p>
+    <w:p>
+      <w:pPr>
+        <w:numPr>
+          <w:ilvl w:val="0"/>
+          <w:numId w:val="5"/>
+        </w:numPr>
+        <w:jc w:val="both"/>
+      </w:pPr>
+      <w:r>
+        <w:t>Видео с </w:t>
+      </w:r>
+      <w:r>
+        <w:rPr>
+          <w:b/>
+          <w:bCs/>
+        </w:rPr>
+        <w:t>зелёным прямоугольником</w:t>
+      </w:r>
+      <w:r>
+        <w:t> и надписью «</w:t>
+      </w:r>
+      <w:proofErr w:type="spellStart"/>
+      <w:r>
+        <w:t>Ball</w:t>
+      </w:r>
+      <w:proofErr w:type="spellEnd"/>
+      <w:r>
+        <w:t>» вокруг мяча.</w:t>
+      </w:r>
+    </w:p>
+    <w:p>
+      <w:pPr>
+        <w:numPr>
+          <w:ilvl w:val="0"/>
+          <w:numId w:val="5"/>
+        </w:numPr>
+        <w:jc w:val="both"/>
+      </w:pPr>
+      <w:r>
+        <w:rPr>
+          <w:b/>
+          <w:bCs/>
+        </w:rPr>
+        <w:t>Текущую скорость</w:t>
+      </w:r>
+      <w:r>
+        <w:t> мяча (м/с и км/ч) в реальном времени.</w:t>
+      </w:r>
+    </w:p>
+    <w:p>
+      <w:pPr>
+        <w:numPr>
+          <w:ilvl w:val="0"/>
+          <w:numId w:val="5"/>
+        </w:numPr>
+        <w:jc w:val="both"/>
+      </w:pPr>
+      <w:r>
+        <w:t>Ползунок и время для перемотки (при видео из файла).</w:t>
+      </w:r>
+    </w:p>
+    <w:p>
+      <w:pPr>
+        <w:jc w:val="both"/>
+      </w:pPr>
+      <w:r>
+        <w:rPr>
+          <w:b/>
+          <w:bCs/>
+        </w:rPr>
+        <w:t>Управление:</w:t>
+      </w:r>
+    </w:p>
+    <w:p>
+      <w:pPr>
+        <w:numPr>
+          <w:ilvl w:val="0"/>
+          <w:numId w:val="6"/>
+        </w:numPr>
+        <w:jc w:val="both"/>
+      </w:pPr>
+      <w:r>
+        <w:rPr>
+          <w:rFonts w:ascii="Cambria Math" w:hAnsi="Cambria Math" w:cs="Cambria Math"/>
+        </w:rPr>
+        <w:t>▶</w:t>
+      </w:r>
+      <w:r>
+        <w:rPr>
+          <w:rFonts w:cs="Times New Roman"/>
+        </w:rPr>
+        <w:t> </w:t>
+      </w:r>
+      <w:r>
+        <w:rPr>
+          <w:b/>
+          <w:bCs/>
+        </w:rPr>
+        <w:t>Пауза / Продолжить</w:t>
+      </w:r>
+      <w:r>
+        <w:t> – остановка/возобновление проигрывания.</w:t>
+      </w:r>
+    </w:p>
+    <w:p>
+      <w:pPr>
+        <w:numPr>
+          <w:ilvl w:val="0"/>
+          <w:numId w:val="6"/>
+        </w:numPr>
+        <w:jc w:val="both"/>
+      </w:pPr>
+      <w:r>
+        <w:rPr>
+          <w:rFonts w:ascii="Segoe UI Symbol" w:hAnsi="Segoe UI Symbol" w:cs="Segoe UI Symbol"/>
+        </w:rPr>
+        <w:t>⏹</w:t>
+      </w:r>
+      <w:r>
+        <w:t> </w:t>
+      </w:r>
+      <w:r>
+        <w:rPr>
+          <w:b/>
+          <w:bCs/>
+        </w:rPr>
+        <w:t>Стоп</w:t>
+      </w:r>
+      <w:r>
+        <w:t> – завершить анализ и закрыть окно.</w:t>
+      </w:r>
+    </w:p>
+    <w:p>
+      <w:pPr>
+        <w:numPr>
+          <w:ilvl w:val="0"/>
+          <w:numId w:val="6"/>
+        </w:numPr>
+        <w:jc w:val="both"/>
+      </w:pPr>
+      <w:r>
+        <w:rPr>
+          <w:rFonts w:ascii="Segoe UI Emoji" w:hAnsi="Segoe UI Emoji" w:cs="Segoe UI Emoji"/>
+        </w:rPr>
+        <w:t>📺</w:t>
+      </w:r>
+      <w:r>
+        <w:t> </w:t>
+      </w:r>
+      <w:r>
+        <w:rPr>
+          <w:b/>
+          <w:bCs/>
+        </w:rPr>
+        <w:t>Отобразить скорость</w:t>
+      </w:r>
+      <w:r>
+        <w:t> – открыть большое табло.</w:t>
+      </w:r>
+    </w:p>
+    <w:p>
+      <w:pPr>
+        <w:jc w:val="both"/>
+        <w:rPr>
+          <w:b/>
+          <w:bCs/>
+        </w:rPr>
+      </w:pPr>
+      <w:r>
+        <w:rPr>
+          <w:b/>
+          <w:bCs/>
+        </w:rPr>
+        <w:t>4. Табло скорости</w:t>
+      </w:r>
+    </w:p>
+    <w:p>
+      <w:pPr>
+        <w:jc w:val="both"/>
+      </w:pPr>
+      <w:r>
+        <w:t>Нажмите «</w:t>
+      </w:r>
+      <w:r>
+        <w:rPr>
+          <w:rFonts w:ascii="Segoe UI Emoji" w:hAnsi="Segoe UI Emoji" w:cs="Segoe UI Emoji"/>
+        </w:rPr>
+        <w:t>📺</w:t>
+      </w:r>
+      <w:r>
+        <w:t xml:space="preserve"> Отобразить скорость» и укажите </w:t>
+      </w:r>
+      <w:r>
+        <w:rPr>
+          <w:b/>
+          <w:bCs/>
+        </w:rPr>
+        <w:t>количество игроков</w:t>
+      </w:r>
+      <w:r>
+        <w:t> (1 или 2).</w:t>
+      </w:r>
+    </w:p>
+    <w:p>
+      <w:pPr>
+        <w:numPr>
+          <w:ilvl w:val="0"/>
+          <w:numId w:val="7"/>
+        </w:numPr>
+        <w:jc w:val="both"/>
+      </w:pPr>
+      <w:r>
+        <w:t>Откроется </w:t>
+      </w:r>
+      <w:r>
+        <w:rPr>
+          <w:b/>
+          <w:bCs/>
+        </w:rPr>
+        <w:t>полноэкранное окно</w:t>
+      </w:r>
+      <w:r>
+        <w:t> с крупными цифрами в км/ч.</w:t>
+      </w:r>
+    </w:p>
+    <w:p>
+      <w:pPr>
+        <w:numPr>
+          <w:ilvl w:val="0"/>
+          <w:numId w:val="7"/>
+        </w:numPr>
+        <w:jc w:val="both"/>
+      </w:pPr>
+      <w:r>
+        <w:rPr>
+          <w:b/>
+          <w:bCs/>
+        </w:rPr>
+        <w:t>Для 1 игрока</w:t>
+      </w:r>
+      <w:r>
+        <w:t> – скорость по центру экрана.</w:t>
+      </w:r>
+    </w:p>
+    <w:p>
+      <w:pPr>
+        <w:numPr>
+          <w:ilvl w:val="0"/>
+          <w:numId w:val="7"/>
+        </w:numPr>
+        <w:jc w:val="both"/>
+      </w:pPr>
+      <w:r>
+        <w:rPr>
+          <w:b/>
+          <w:bCs/>
+        </w:rPr>
+        <w:lastRenderedPageBreak/>
+        <w:t>Для 2 игроков</w:t>
+      </w:r>
+      <w:r>
+        <w:t> – две колонки: «Игрок 1» и «Игрок 2».</w:t>
+      </w:r>
+    </w:p>
+    <w:p>
+      <w:pPr>
+        <w:jc w:val="both"/>
+        <w:rPr>
+          <w:b/>
+          <w:bCs/>
+        </w:rPr>
+      </w:pPr>
+      <w:r>
+        <w:rPr>
+          <w:b/>
+          <w:bCs/>
+        </w:rPr>
+        <w:t>Как отображается скорость?</w:t>
+      </w:r>
+    </w:p>
+    <w:p>
+      <w:pPr>
+        <w:numPr>
+          <w:ilvl w:val="0"/>
+          <w:numId w:val="8"/>
+        </w:numPr>
+        <w:jc w:val="both"/>
+      </w:pPr>
+      <w:r>
+        <w:t>После каждого удара программа </w:t>
+      </w:r>
+      <w:r>
+        <w:rPr>
+          <w:b/>
+          <w:bCs/>
+        </w:rPr>
+        <w:t>автоматически определяет</w:t>
+      </w:r>
+      <w:r>
+        <w:t>, кто ударил (по направлению полёта мяча).</w:t>
+      </w:r>
+    </w:p>
+    <w:p>
+      <w:pPr>
+        <w:numPr>
+          <w:ilvl w:val="0"/>
+          <w:numId w:val="8"/>
+        </w:numPr>
+        <w:jc w:val="both"/>
+      </w:pPr>
+      <w:r>
+        <w:t>На табло фиксируется </w:t>
+      </w:r>
+      <w:r>
+        <w:rPr>
+          <w:b/>
+          <w:bCs/>
+        </w:rPr>
+        <w:t>максимальная скорость за 0.3 секунды после удара</w:t>
+      </w:r>
+      <w:r>
+        <w:t> – это «скорость с ракетки».</w:t>
+      </w:r>
+    </w:p>
+    <w:p>
+      <w:pPr>
+        <w:numPr>
+          <w:ilvl w:val="0"/>
+          <w:numId w:val="8"/>
+        </w:numPr>
+        <w:jc w:val="both"/>
+      </w:pPr>
+      <w:r>
+        <w:t>Цифра остаётся на табло </w:t>
+      </w:r>
+      <w:r>
+        <w:rPr>
+          <w:b/>
+          <w:bCs/>
+        </w:rPr>
+        <w:t>до следующего удара</w:t>
+      </w:r>
+      <w:r>
+        <w:t> этого же игрока.</w:t>
+      </w:r>
+    </w:p>
+    <w:p>
+      <w:pPr>
+        <w:jc w:val="both"/>
+      </w:pPr>
+      <w:r>
+        <w:rPr>
+          <w:rFonts w:ascii="Segoe UI Emoji" w:hAnsi="Segoe UI Emoji" w:cs="Segoe UI Emoji"/>
+        </w:rPr>
+        <w:t>📌</w:t>
+      </w:r>
+      <w:r>
+        <w:t xml:space="preserve"> Для корректной работы направления:</w:t>
+      </w:r>
+      <w:r>
+        <w:br/>
+      </w:r>
+      <w:r>
+        <w:rPr>
+          <w:b/>
+          <w:bCs/>
+        </w:rPr>
+        <w:t>Если камера сбоку</w:t>
+      </w:r>
+      <w:r>
+        <w:t>, то Игрок 1 – слева, Игрок 2 – справа.</w:t>
+      </w:r>
+      <w:r>
+        <w:br/>
+        <w:t>(Если стороны перепутаны, поменяйте местами игроков мысленно или разверните камеру.)</w:t>
+      </w:r>
+    </w:p>
+    <w:p>
+      <w:pPr>
+        <w:jc w:val="both"/>
+      </w:pPr>
+      <w:r>
+        <w:t>Закрыть табло можно клавишей </w:t>
+      </w:r>
+      <w:proofErr w:type="spellStart"/>
+      <w:r>
+        <w:rPr>
+          <w:b/>
+          <w:bCs/>
+        </w:rPr>
+        <w:t>Esc</w:t>
+      </w:r>
+      <w:proofErr w:type="spellEnd"/>
+      <w:r>
+        <w:t> или крестиком.</w:t>
+      </w:r>
+    </w:p>
+    <w:p>
+      <w:pPr>
+        <w:jc w:val="both"/>
+      </w:pPr>
+      <w:r>
+        <w:pict w14:anchorId="6ACCE537">
+          <v:rect id="_x0000_i1031" style="width:0;height:.75pt" o:hralign="center" o:hrstd="t" o:hr="t" fillcolor="#a0a0a0" stroked="f"/>
+        </w:pict>
+      </w:r>
+    </w:p>
+    <w:p>
+      <w:pPr>
+        <w:jc w:val="both"/>
+        <w:rPr>
+          <w:b/>
+          <w:bCs/>
+        </w:rPr>
+      </w:pPr>
+      <w:r>
+        <w:rPr>
+          <w:b/>
+          <w:bCs/>
+        </w:rPr>
+        <w:t>5. Завершение работы</w:t>
+      </w:r>
+    </w:p>
+    <w:p>
+      <w:pPr>
+        <w:numPr>
+          <w:ilvl w:val="0"/>
+          <w:numId w:val="9"/>
+        </w:numPr>
+        <w:jc w:val="both"/>
+      </w:pPr>
+      <w:r>
+        <w:t>Закройте окно анализа (Стоп или крестик) – вы вернётесь к выбору источника.</w:t>
+      </w:r>
+    </w:p>
+    <w:p>
+      <w:pPr>
+        <w:numPr>
+          <w:ilvl w:val="0"/>
+          <w:numId w:val="9"/>
+        </w:numPr>
+        <w:jc w:val="both"/>
+      </w:pPr>
+      <w:r>
+        <w:t>Для полного выхода закройте главное окно программы.</w:t>
+      </w:r>
+    </w:p>
+    <w:p>
+      <w:pPr>
+        <w:jc w:val="both"/>
+      </w:pPr>
     </w:p>
     <w:sectPr>
       <w:pgSz w:w="11906" w:h="16838"/>
@@ -491,6 +1086,304 @@
 <file path=word/numbering.xml><?xml version="1.0" encoding="utf-8"?>
 <w:numbering xmlns:wpc="http://schemas.microsoft.com/office/word/2010/wordprocessingCanvas" xmlns:cx="http://schemas.microsoft.com/office/drawing/2014/chartex" xmlns:cx1="http://schemas.microsoft.com/office/drawing/2015/9/8/chartex" xmlns:cx2="http://schemas.microsoft.com/office/drawing/2015/10/21/chartex" xmlns:cx3="http://schemas.microsoft.com/office/drawing/2016/5/9/chartex" xmlns:cx4="http://schemas.microsoft.com/office/drawing/2016/5/10/chartex" xmlns:cx5="http://schemas.microsoft.com/office/drawing/2016/5/11/chartex" xmlns:cx6="http://schemas.microsoft.com/office/drawing/2016/5/12/chartex" xmlns:cx7="http://schemas.microsoft.com/office/drawing/2016/5/13/chartex" xmlns:cx8="http://schemas.microsoft.com/office/drawing/2016/5/14/chartex" xmlns:mc="http://schemas.openxmlformats.org/markup-compatibility/2006" xmlns:aink="http://schemas.microsoft.com/office/drawing/2016/ink" xmlns:am3d="http://schemas.microsoft.com/office/drawing/2017/model3d" xmlns:o="urn:schemas-microsoft-com:office:office" xmlns:oel="http://schemas.microsoft.com/office/2019/extlst" xmlns:r="http://schemas.openxmlformats.org/officeDocument/2006/relationships" xmlns:m="http://schemas.openxmlformats.org/officeDocument/2006/math" xmlns:v="urn:schemas-microsoft-com:vml" xmlns:wp14="http://schemas.microsoft.com/office/word/2010/wordprocessingDrawing" xmlns:wp="http://schemas.openxmlformats.org/drawingml/2006/wordprocessingDrawing" xmlns:w10="urn:schemas-microsoft-com:office:word" xmlns:w="http://schemas.openxmlformats.org/wordprocessingml/2006/main" xmlns:w14="http://schemas.microsoft.com/office/word/2010/wordml" xmlns:w15="http://schemas.microsoft.com/office/word/2012/wordml" xmlns:w16cex="http://schemas.microsoft.com/office/word/2018/wordml/cex" xmlns:w16cid="http://schemas.microsoft.com/office/word/2016/wordml/cid" xmlns:w16="http://schemas.microsoft.com/office/word/2018/wordml" xmlns:w16du="http://schemas.microsoft.com/office/word/2023/wordml/word16du" xmlns:w16sdtdh="http://schemas.microsoft.com/office/word/2020/wordml/sdtdatahash" xmlns:w16sdtfl="http://schemas.microsoft.com/office/word/2024/wordml/sdtformatlock" xmlns:w16se="http://schemas.microsoft.com/office/word/2015/wordml/symex" xmlns:wpg="http://schemas.microsoft.com/office/word/2010/wordprocessingGroup" xmlns:wpi="http://schemas.microsoft.com/office/word/2010/wordprocessingInk" xmlns:wne="http://schemas.microsoft.com/office/word/2006/wordml" xmlns:wps="http://schemas.microsoft.com/office/word/2010/wordprocessingShape" mc:Ignorable="w14 w15 w16se w16cid w16 w16cex w16sdtdh w16sdtfl w16du wp14">
   <w:abstractNum w:abstractNumId="0" w15:restartNumberingAfterBreak="0">
+    <w:nsid w:val="0A080FC9"/>
+    <w:multiLevelType w:val="multilevel"/>
+    <w:tmpl w:val="AF7EFA1C"/>
+    <w:lvl w:ilvl="0">
+      <w:start w:val="1"/>
+      <w:numFmt w:val="bullet"/>
+      <w:lvlText w:val=""/>
+      <w:lvlJc w:val="left"/>
+      <w:pPr>
+        <w:tabs>
+          <w:tab w:val="num" w:pos="720"/>
+        </w:tabs>
+        <w:ind w:left="720" w:hanging="360"/>
+      </w:pPr>
+      <w:rPr>
+        <w:rFonts w:ascii="Symbol" w:hAnsi="Symbol" w:hint="default"/>
+        <w:sz w:val="20"/>
+      </w:rPr>
+    </w:lvl>
+    <w:lvl w:ilvl="1" w:tentative="1">
+      <w:start w:val="1"/>
+      <w:numFmt w:val="bullet"/>
+      <w:lvlText w:val="o"/>
+      <w:lvlJc w:val="left"/>
+      <w:pPr>
+        <w:tabs>
+          <w:tab w:val="num" w:pos="1440"/>
+        </w:tabs>
+        <w:ind w:left="1440" w:hanging="360"/>
+      </w:pPr>
+      <w:rPr>
+        <w:rFonts w:ascii="Courier New" w:hAnsi="Courier New" w:hint="default"/>
+        <w:sz w:val="20"/>
+      </w:rPr>
+    </w:lvl>
+    <w:lvl w:ilvl="2" w:tentative="1">
+      <w:start w:val="1"/>
+      <w:numFmt w:val="bullet"/>
+      <w:lvlText w:val=""/>
+      <w:lvlJc w:val="left"/>
+      <w:pPr>
+        <w:tabs>
+          <w:tab w:val="num" w:pos="2160"/>
+        </w:tabs>
+        <w:ind w:left="2160" w:hanging="360"/>
+      </w:pPr>
+      <w:rPr>
+        <w:rFonts w:ascii="Wingdings" w:hAnsi="Wingdings" w:hint="default"/>
+        <w:sz w:val="20"/>
+      </w:rPr>
+    </w:lvl>
+    <w:lvl w:ilvl="3" w:tentative="1">
+      <w:start w:val="1"/>
+      <w:numFmt w:val="bullet"/>
+      <w:lvlText w:val=""/>
+      <w:lvlJc w:val="left"/>
+      <w:pPr>
+        <w:tabs>
+          <w:tab w:val="num" w:pos="2880"/>
+        </w:tabs>
+        <w:ind w:left="2880" w:hanging="360"/>
+      </w:pPr>
+      <w:rPr>
+        <w:rFonts w:ascii="Wingdings" w:hAnsi="Wingdings" w:hint="default"/>
+        <w:sz w:val="20"/>
+      </w:rPr>
+    </w:lvl>
+    <w:lvl w:ilvl="4" w:tentative="1">
+      <w:start w:val="1"/>
+      <w:numFmt w:val="bullet"/>
+      <w:lvlText w:val=""/>
+      <w:lvlJc w:val="left"/>
+      <w:pPr>
+        <w:tabs>
+          <w:tab w:val="num" w:pos="3600"/>
+        </w:tabs>
+        <w:ind w:left="3600" w:hanging="360"/>
+      </w:pPr>
+      <w:rPr>
+        <w:rFonts w:ascii="Wingdings" w:hAnsi="Wingdings" w:hint="default"/>
+        <w:sz w:val="20"/>
+      </w:rPr>
+    </w:lvl>
+    <w:lvl w:ilvl="5" w:tentative="1">
+      <w:start w:val="1"/>
+      <w:numFmt w:val="bullet"/>
+      <w:lvlText w:val=""/>
+      <w:lvlJc w:val="left"/>
+      <w:pPr>
+        <w:tabs>
+          <w:tab w:val="num" w:pos="4320"/>
+        </w:tabs>
+        <w:ind w:left="4320" w:hanging="360"/>
+      </w:pPr>
+      <w:rPr>
+        <w:rFonts w:ascii="Wingdings" w:hAnsi="Wingdings" w:hint="default"/>
+        <w:sz w:val="20"/>
+      </w:rPr>
+    </w:lvl>
+    <w:lvl w:ilvl="6" w:tentative="1">
+      <w:start w:val="1"/>
+      <w:numFmt w:val="bullet"/>
+      <w:lvlText w:val=""/>
+      <w:lvlJc w:val="left"/>
+      <w:pPr>
+        <w:tabs>
+          <w:tab w:val="num" w:pos="5040"/>
+        </w:tabs>
+        <w:ind w:left="5040" w:hanging="360"/>
+      </w:pPr>
+      <w:rPr>
+        <w:rFonts w:ascii="Wingdings" w:hAnsi="Wingdings" w:hint="default"/>
+        <w:sz w:val="20"/>
+      </w:rPr>
+    </w:lvl>
+    <w:lvl w:ilvl="7" w:tentative="1">
+      <w:start w:val="1"/>
+      <w:numFmt w:val="bullet"/>
+      <w:lvlText w:val=""/>
+      <w:lvlJc w:val="left"/>
+      <w:pPr>
+        <w:tabs>
+          <w:tab w:val="num" w:pos="5760"/>
+        </w:tabs>
+        <w:ind w:left="5760" w:hanging="360"/>
+      </w:pPr>
+      <w:rPr>
+        <w:rFonts w:ascii="Wingdings" w:hAnsi="Wingdings" w:hint="default"/>
+        <w:sz w:val="20"/>
+      </w:rPr>
+    </w:lvl>
+    <w:lvl w:ilvl="8" w:tentative="1">
+      <w:start w:val="1"/>
+      <w:numFmt w:val="bullet"/>
+      <w:lvlText w:val=""/>
+      <w:lvlJc w:val="left"/>
+      <w:pPr>
+        <w:tabs>
+          <w:tab w:val="num" w:pos="6480"/>
+        </w:tabs>
+        <w:ind w:left="6480" w:hanging="360"/>
+      </w:pPr>
+      <w:rPr>
+        <w:rFonts w:ascii="Wingdings" w:hAnsi="Wingdings" w:hint="default"/>
+        <w:sz w:val="20"/>
+      </w:rPr>
+    </w:lvl>
+  </w:abstractNum>
+  <w:abstractNum w:abstractNumId="1" w15:restartNumberingAfterBreak="0">
+    <w:nsid w:val="0E7B33E4"/>
+    <w:multiLevelType w:val="multilevel"/>
+    <w:tmpl w:val="FB242CDC"/>
+    <w:lvl w:ilvl="0">
+      <w:start w:val="1"/>
+      <w:numFmt w:val="bullet"/>
+      <w:lvlText w:val=""/>
+      <w:lvlJc w:val="left"/>
+      <w:pPr>
+        <w:tabs>
+          <w:tab w:val="num" w:pos="720"/>
+        </w:tabs>
+        <w:ind w:left="720" w:hanging="360"/>
+      </w:pPr>
+      <w:rPr>
+        <w:rFonts w:ascii="Symbol" w:hAnsi="Symbol" w:hint="default"/>
+        <w:sz w:val="20"/>
+      </w:rPr>
+    </w:lvl>
+    <w:lvl w:ilvl="1" w:tentative="1">
+      <w:start w:val="1"/>
+      <w:numFmt w:val="bullet"/>
+      <w:lvlText w:val="o"/>
+      <w:lvlJc w:val="left"/>
+      <w:pPr>
+        <w:tabs>
+          <w:tab w:val="num" w:pos="1440"/>
+        </w:tabs>
+        <w:ind w:left="1440" w:hanging="360"/>
+      </w:pPr>
+      <w:rPr>
+        <w:rFonts w:ascii="Courier New" w:hAnsi="Courier New" w:hint="default"/>
+        <w:sz w:val="20"/>
+      </w:rPr>
+    </w:lvl>
+    <w:lvl w:ilvl="2" w:tentative="1">
+      <w:start w:val="1"/>
+      <w:numFmt w:val="bullet"/>
+      <w:lvlText w:val=""/>
+      <w:lvlJc w:val="left"/>
+      <w:pPr>
+        <w:tabs>
+          <w:tab w:val="num" w:pos="2160"/>
+        </w:tabs>
+        <w:ind w:left="2160" w:hanging="360"/>
+      </w:pPr>
+      <w:rPr>
+        <w:rFonts w:ascii="Wingdings" w:hAnsi="Wingdings" w:hint="default"/>
+        <w:sz w:val="20"/>
+      </w:rPr>
+    </w:lvl>
+    <w:lvl w:ilvl="3" w:tentative="1">
+      <w:start w:val="1"/>
+      <w:numFmt w:val="bullet"/>
+      <w:lvlText w:val=""/>
+      <w:lvlJc w:val="left"/>
+      <w:pPr>
+        <w:tabs>
+          <w:tab w:val="num" w:pos="2880"/>
+        </w:tabs>
+        <w:ind w:left="2880" w:hanging="360"/>
+      </w:pPr>
+      <w:rPr>
+        <w:rFonts w:ascii="Wingdings" w:hAnsi="Wingdings" w:hint="default"/>
+        <w:sz w:val="20"/>
+      </w:rPr>
+    </w:lvl>
+    <w:lvl w:ilvl="4" w:tentative="1">
+      <w:start w:val="1"/>
+      <w:numFmt w:val="bullet"/>
+      <w:lvlText w:val=""/>
+      <w:lvlJc w:val="left"/>
+      <w:pPr>
+        <w:tabs>
+          <w:tab w:val="num" w:pos="3600"/>
+        </w:tabs>
+        <w:ind w:left="3600" w:hanging="360"/>
+      </w:pPr>
+      <w:rPr>
+        <w:rFonts w:ascii="Wingdings" w:hAnsi="Wingdings" w:hint="default"/>
+        <w:sz w:val="20"/>
+      </w:rPr>
+    </w:lvl>
+    <w:lvl w:ilvl="5" w:tentative="1">
+      <w:start w:val="1"/>
+      <w:numFmt w:val="bullet"/>
+      <w:lvlText w:val=""/>
+      <w:lvlJc w:val="left"/>
+      <w:pPr>
+        <w:tabs>
+          <w:tab w:val="num" w:pos="4320"/>
+        </w:tabs>
+        <w:ind w:left="4320" w:hanging="360"/>
+      </w:pPr>
+      <w:rPr>
+        <w:rFonts w:ascii="Wingdings" w:hAnsi="Wingdings" w:hint="default"/>
+        <w:sz w:val="20"/>
+      </w:rPr>
+    </w:lvl>
+    <w:lvl w:ilvl="6" w:tentative="1">
+      <w:start w:val="1"/>
+      <w:numFmt w:val="bullet"/>
+      <w:lvlText w:val=""/>
+      <w:lvlJc w:val="left"/>
+      <w:pPr>
+        <w:tabs>
+          <w:tab w:val="num" w:pos="5040"/>
+        </w:tabs>
+        <w:ind w:left="5040" w:hanging="360"/>
+      </w:pPr>
+      <w:rPr>
+        <w:rFonts w:ascii="Wingdings" w:hAnsi="Wingdings" w:hint="default"/>
+        <w:sz w:val="20"/>
+      </w:rPr>
+    </w:lvl>
+    <w:lvl w:ilvl="7" w:tentative="1">
+      <w:start w:val="1"/>
+      <w:numFmt w:val="bullet"/>
+      <w:lvlText w:val=""/>
+      <w:lvlJc w:val="left"/>
+      <w:pPr>
+        <w:tabs>
+          <w:tab w:val="num" w:pos="5760"/>
+        </w:tabs>
+        <w:ind w:left="5760" w:hanging="360"/>
+      </w:pPr>
+      <w:rPr>
+        <w:rFonts w:ascii="Wingdings" w:hAnsi="Wingdings" w:hint="default"/>
+        <w:sz w:val="20"/>
+      </w:rPr>
+    </w:lvl>
+    <w:lvl w:ilvl="8" w:tentative="1">
+      <w:start w:val="1"/>
+      <w:numFmt w:val="bullet"/>
+      <w:lvlText w:val=""/>
+      <w:lvlJc w:val="left"/>
+      <w:pPr>
+        <w:tabs>
+          <w:tab w:val="num" w:pos="6480"/>
+        </w:tabs>
+        <w:ind w:left="6480" w:hanging="360"/>
+      </w:pPr>
+      <w:rPr>
+        <w:rFonts w:ascii="Wingdings" w:hAnsi="Wingdings" w:hint="default"/>
+        <w:sz w:val="20"/>
+      </w:rPr>
+    </w:lvl>
+  </w:abstractNum>
+  <w:abstractNum w:abstractNumId="2" w15:restartNumberingAfterBreak="0">
     <w:nsid w:val="12AE5E86"/>
     <w:multiLevelType w:val="multilevel"/>
     <w:tmpl w:val="EFF8BF02"/>
@@ -607,7 +1500,454 @@
       </w:pPr>
     </w:lvl>
   </w:abstractNum>
-  <w:abstractNum w:abstractNumId="1" w15:restartNumberingAfterBreak="0">
+  <w:abstractNum w:abstractNumId="3" w15:restartNumberingAfterBreak="0">
+    <w:nsid w:val="13D76011"/>
+    <w:multiLevelType w:val="multilevel"/>
+    <w:tmpl w:val="8B8A9DE0"/>
+    <w:lvl w:ilvl="0">
+      <w:start w:val="1"/>
+      <w:numFmt w:val="bullet"/>
+      <w:lvlText w:val=""/>
+      <w:lvlJc w:val="left"/>
+      <w:pPr>
+        <w:tabs>
+          <w:tab w:val="num" w:pos="720"/>
+        </w:tabs>
+        <w:ind w:left="720" w:hanging="360"/>
+      </w:pPr>
+      <w:rPr>
+        <w:rFonts w:ascii="Symbol" w:hAnsi="Symbol" w:hint="default"/>
+        <w:sz w:val="20"/>
+      </w:rPr>
+    </w:lvl>
+    <w:lvl w:ilvl="1" w:tentative="1">
+      <w:start w:val="1"/>
+      <w:numFmt w:val="bullet"/>
+      <w:lvlText w:val="o"/>
+      <w:lvlJc w:val="left"/>
+      <w:pPr>
+        <w:tabs>
+          <w:tab w:val="num" w:pos="1440"/>
+        </w:tabs>
+        <w:ind w:left="1440" w:hanging="360"/>
+      </w:pPr>
+      <w:rPr>
+        <w:rFonts w:ascii="Courier New" w:hAnsi="Courier New" w:hint="default"/>
+        <w:sz w:val="20"/>
+      </w:rPr>
+    </w:lvl>
+    <w:lvl w:ilvl="2" w:tentative="1">
+      <w:start w:val="1"/>
+      <w:numFmt w:val="bullet"/>
+      <w:lvlText w:val=""/>
+      <w:lvlJc w:val="left"/>
+      <w:pPr>
+        <w:tabs>
+          <w:tab w:val="num" w:pos="2160"/>
+        </w:tabs>
+        <w:ind w:left="2160" w:hanging="360"/>
+      </w:pPr>
+      <w:rPr>
+        <w:rFonts w:ascii="Wingdings" w:hAnsi="Wingdings" w:hint="default"/>
+        <w:sz w:val="20"/>
+      </w:rPr>
+    </w:lvl>
+    <w:lvl w:ilvl="3" w:tentative="1">
+      <w:start w:val="1"/>
+      <w:numFmt w:val="bullet"/>
+      <w:lvlText w:val=""/>
+      <w:lvlJc w:val="left"/>
+      <w:pPr>
+        <w:tabs>
+          <w:tab w:val="num" w:pos="2880"/>
+        </w:tabs>
+        <w:ind w:left="2880" w:hanging="360"/>
+      </w:pPr>
+      <w:rPr>
+        <w:rFonts w:ascii="Wingdings" w:hAnsi="Wingdings" w:hint="default"/>
+        <w:sz w:val="20"/>
+      </w:rPr>
+    </w:lvl>
+    <w:lvl w:ilvl="4" w:tentative="1">
+      <w:start w:val="1"/>
+      <w:numFmt w:val="bullet"/>
+      <w:lvlText w:val=""/>
+      <w:lvlJc w:val="left"/>
+      <w:pPr>
+        <w:tabs>
+          <w:tab w:val="num" w:pos="3600"/>
+        </w:tabs>
+        <w:ind w:left="3600" w:hanging="360"/>
+      </w:pPr>
+      <w:rPr>
+        <w:rFonts w:ascii="Wingdings" w:hAnsi="Wingdings" w:hint="default"/>
+        <w:sz w:val="20"/>
+      </w:rPr>
+    </w:lvl>
+    <w:lvl w:ilvl="5" w:tentative="1">
+      <w:start w:val="1"/>
+      <w:numFmt w:val="bullet"/>
+      <w:lvlText w:val=""/>
+      <w:lvlJc w:val="left"/>
+      <w:pPr>
+        <w:tabs>
+          <w:tab w:val="num" w:pos="4320"/>
+        </w:tabs>
+        <w:ind w:left="4320" w:hanging="360"/>
+      </w:pPr>
+      <w:rPr>
+        <w:rFonts w:ascii="Wingdings" w:hAnsi="Wingdings" w:hint="default"/>
+        <w:sz w:val="20"/>
+      </w:rPr>
+    </w:lvl>
+    <w:lvl w:ilvl="6" w:tentative="1">
+      <w:start w:val="1"/>
+      <w:numFmt w:val="bullet"/>
+      <w:lvlText w:val=""/>
+      <w:lvlJc w:val="left"/>
+      <w:pPr>
+        <w:tabs>
+          <w:tab w:val="num" w:pos="5040"/>
+        </w:tabs>
+        <w:ind w:left="5040" w:hanging="360"/>
+      </w:pPr>
+      <w:rPr>
+        <w:rFonts w:ascii="Wingdings" w:hAnsi="Wingdings" w:hint="default"/>
+        <w:sz w:val="20"/>
+      </w:rPr>
+    </w:lvl>
+    <w:lvl w:ilvl="7" w:tentative="1">
+      <w:start w:val="1"/>
+      <w:numFmt w:val="bullet"/>
+      <w:lvlText w:val=""/>
+      <w:lvlJc w:val="left"/>
+      <w:pPr>
+        <w:tabs>
+          <w:tab w:val="num" w:pos="5760"/>
+        </w:tabs>
+        <w:ind w:left="5760" w:hanging="360"/>
+      </w:pPr>
+      <w:rPr>
+        <w:rFonts w:ascii="Wingdings" w:hAnsi="Wingdings" w:hint="default"/>
+        <w:sz w:val="20"/>
+      </w:rPr>
+    </w:lvl>
+    <w:lvl w:ilvl="8" w:tentative="1">
+      <w:start w:val="1"/>
+      <w:numFmt w:val="bullet"/>
+      <w:lvlText w:val=""/>
+      <w:lvlJc w:val="left"/>
+      <w:pPr>
+        <w:tabs>
+          <w:tab w:val="num" w:pos="6480"/>
+        </w:tabs>
+        <w:ind w:left="6480" w:hanging="360"/>
+      </w:pPr>
+      <w:rPr>
+        <w:rFonts w:ascii="Wingdings" w:hAnsi="Wingdings" w:hint="default"/>
+        <w:sz w:val="20"/>
+      </w:rPr>
+    </w:lvl>
+  </w:abstractNum>
+  <w:abstractNum w:abstractNumId="4" w15:restartNumberingAfterBreak="0">
+    <w:nsid w:val="191620EF"/>
+    <w:multiLevelType w:val="multilevel"/>
+    <w:tmpl w:val="53E857D6"/>
+    <w:lvl w:ilvl="0">
+      <w:start w:val="1"/>
+      <w:numFmt w:val="bullet"/>
+      <w:lvlText w:val=""/>
+      <w:lvlJc w:val="left"/>
+      <w:pPr>
+        <w:tabs>
+          <w:tab w:val="num" w:pos="720"/>
+        </w:tabs>
+        <w:ind w:left="720" w:hanging="360"/>
+      </w:pPr>
+      <w:rPr>
+        <w:rFonts w:ascii="Symbol" w:hAnsi="Symbol" w:hint="default"/>
+        <w:sz w:val="20"/>
+      </w:rPr>
+    </w:lvl>
+    <w:lvl w:ilvl="1" w:tentative="1">
+      <w:start w:val="1"/>
+      <w:numFmt w:val="bullet"/>
+      <w:lvlText w:val="o"/>
+      <w:lvlJc w:val="left"/>
+      <w:pPr>
+        <w:tabs>
+          <w:tab w:val="num" w:pos="1440"/>
+        </w:tabs>
+        <w:ind w:left="1440" w:hanging="360"/>
+      </w:pPr>
+      <w:rPr>
+        <w:rFonts w:ascii="Courier New" w:hAnsi="Courier New" w:hint="default"/>
+        <w:sz w:val="20"/>
+      </w:rPr>
+    </w:lvl>
+    <w:lvl w:ilvl="2" w:tentative="1">
+      <w:start w:val="1"/>
+      <w:numFmt w:val="bullet"/>
+      <w:lvlText w:val=""/>
+      <w:lvlJc w:val="left"/>
+      <w:pPr>
+        <w:tabs>
+          <w:tab w:val="num" w:pos="2160"/>
+        </w:tabs>
+        <w:ind w:left="2160" w:hanging="360"/>
+      </w:pPr>
+      <w:rPr>
+        <w:rFonts w:ascii="Wingdings" w:hAnsi="Wingdings" w:hint="default"/>
+        <w:sz w:val="20"/>
+      </w:rPr>
+    </w:lvl>
+    <w:lvl w:ilvl="3" w:tentative="1">
+      <w:start w:val="1"/>
+      <w:numFmt w:val="bullet"/>
+      <w:lvlText w:val=""/>
+      <w:lvlJc w:val="left"/>
+      <w:pPr>
+        <w:tabs>
+          <w:tab w:val="num" w:pos="2880"/>
+        </w:tabs>
+        <w:ind w:left="2880" w:hanging="360"/>
+      </w:pPr>
+      <w:rPr>
+        <w:rFonts w:ascii="Wingdings" w:hAnsi="Wingdings" w:hint="default"/>
+        <w:sz w:val="20"/>
+      </w:rPr>
+    </w:lvl>
+    <w:lvl w:ilvl="4" w:tentative="1">
+      <w:start w:val="1"/>
+      <w:numFmt w:val="bullet"/>
+      <w:lvlText w:val=""/>
+      <w:lvlJc w:val="left"/>
+      <w:pPr>
+        <w:tabs>
+          <w:tab w:val="num" w:pos="3600"/>
+        </w:tabs>
+        <w:ind w:left="3600" w:hanging="360"/>
+      </w:pPr>
+      <w:rPr>
+        <w:rFonts w:ascii="Wingdings" w:hAnsi="Wingdings" w:hint="default"/>
+        <w:sz w:val="20"/>
+      </w:rPr>
+    </w:lvl>
+    <w:lvl w:ilvl="5" w:tentative="1">
+      <w:start w:val="1"/>
+      <w:numFmt w:val="bullet"/>
+      <w:lvlText w:val=""/>
+      <w:lvlJc w:val="left"/>
+      <w:pPr>
+        <w:tabs>
+          <w:tab w:val="num" w:pos="4320"/>
+        </w:tabs>
+        <w:ind w:left="4320" w:hanging="360"/>
+      </w:pPr>
+      <w:rPr>
+        <w:rFonts w:ascii="Wingdings" w:hAnsi="Wingdings" w:hint="default"/>
+        <w:sz w:val="20"/>
+      </w:rPr>
+    </w:lvl>
+    <w:lvl w:ilvl="6" w:tentative="1">
+      <w:start w:val="1"/>
+      <w:numFmt w:val="bullet"/>
+      <w:lvlText w:val=""/>
+      <w:lvlJc w:val="left"/>
+      <w:pPr>
+        <w:tabs>
+          <w:tab w:val="num" w:pos="5040"/>
+        </w:tabs>
+        <w:ind w:left="5040" w:hanging="360"/>
+      </w:pPr>
+      <w:rPr>
+        <w:rFonts w:ascii="Wingdings" w:hAnsi="Wingdings" w:hint="default"/>
+        <w:sz w:val="20"/>
+      </w:rPr>
+    </w:lvl>
+    <w:lvl w:ilvl="7" w:tentative="1">
+      <w:start w:val="1"/>
+      <w:numFmt w:val="bullet"/>
+      <w:lvlText w:val=""/>
+      <w:lvlJc w:val="left"/>
+      <w:pPr>
+        <w:tabs>
+          <w:tab w:val="num" w:pos="5760"/>
+        </w:tabs>
+        <w:ind w:left="5760" w:hanging="360"/>
+      </w:pPr>
+      <w:rPr>
+        <w:rFonts w:ascii="Wingdings" w:hAnsi="Wingdings" w:hint="default"/>
+        <w:sz w:val="20"/>
+      </w:rPr>
+    </w:lvl>
+    <w:lvl w:ilvl="8" w:tentative="1">
+      <w:start w:val="1"/>
+      <w:numFmt w:val="bullet"/>
+      <w:lvlText w:val=""/>
+      <w:lvlJc w:val="left"/>
+      <w:pPr>
+        <w:tabs>
+          <w:tab w:val="num" w:pos="6480"/>
+        </w:tabs>
+        <w:ind w:left="6480" w:hanging="360"/>
+      </w:pPr>
+      <w:rPr>
+        <w:rFonts w:ascii="Wingdings" w:hAnsi="Wingdings" w:hint="default"/>
+        <w:sz w:val="20"/>
+      </w:rPr>
+    </w:lvl>
+  </w:abstractNum>
+  <w:abstractNum w:abstractNumId="5" w15:restartNumberingAfterBreak="0">
+    <w:nsid w:val="198D5E25"/>
+    <w:multiLevelType w:val="multilevel"/>
+    <w:tmpl w:val="1D827BB2"/>
+    <w:lvl w:ilvl="0">
+      <w:start w:val="1"/>
+      <w:numFmt w:val="bullet"/>
+      <w:lvlText w:val=""/>
+      <w:lvlJc w:val="left"/>
+      <w:pPr>
+        <w:tabs>
+          <w:tab w:val="num" w:pos="720"/>
+        </w:tabs>
+        <w:ind w:left="720" w:hanging="360"/>
+      </w:pPr>
+      <w:rPr>
+        <w:rFonts w:ascii="Symbol" w:hAnsi="Symbol" w:hint="default"/>
+        <w:sz w:val="20"/>
+      </w:rPr>
+    </w:lvl>
+    <w:lvl w:ilvl="1" w:tentative="1">
+      <w:start w:val="1"/>
+      <w:numFmt w:val="bullet"/>
+      <w:lvlText w:val="o"/>
+      <w:lvlJc w:val="left"/>
+      <w:pPr>
+        <w:tabs>
+          <w:tab w:val="num" w:pos="1440"/>
+        </w:tabs>
+        <w:ind w:left="1440" w:hanging="360"/>
+      </w:pPr>
+      <w:rPr>
+        <w:rFonts w:ascii="Courier New" w:hAnsi="Courier New" w:hint="default"/>
+        <w:sz w:val="20"/>
+      </w:rPr>
+    </w:lvl>
+    <w:lvl w:ilvl="2" w:tentative="1">
+      <w:start w:val="1"/>
+      <w:numFmt w:val="bullet"/>
+      <w:lvlText w:val=""/>
+      <w:lvlJc w:val="left"/>
+      <w:pPr>
+        <w:tabs>
+          <w:tab w:val="num" w:pos="2160"/>
+        </w:tabs>
+        <w:ind w:left="2160" w:hanging="360"/>
+      </w:pPr>
+      <w:rPr>
+        <w:rFonts w:ascii="Wingdings" w:hAnsi="Wingdings" w:hint="default"/>
+        <w:sz w:val="20"/>
+      </w:rPr>
+    </w:lvl>
+    <w:lvl w:ilvl="3" w:tentative="1">
+      <w:start w:val="1"/>
+      <w:numFmt w:val="bullet"/>
+      <w:lvlText w:val=""/>
+      <w:lvlJc w:val="left"/>
+      <w:pPr>
+        <w:tabs>
+          <w:tab w:val="num" w:pos="2880"/>
+        </w:tabs>
+        <w:ind w:left="2880" w:hanging="360"/>
+      </w:pPr>
+      <w:rPr>
+        <w:rFonts w:ascii="Wingdings" w:hAnsi="Wingdings" w:hint="default"/>
+        <w:sz w:val="20"/>
+      </w:rPr>
+    </w:lvl>
+    <w:lvl w:ilvl="4" w:tentative="1">
+      <w:start w:val="1"/>
+      <w:numFmt w:val="bullet"/>
+      <w:lvlText w:val=""/>
+      <w:lvlJc w:val="left"/>
+      <w:pPr>
+        <w:tabs>
+          <w:tab w:val="num" w:pos="3600"/>
+        </w:tabs>
+        <w:ind w:left="3600" w:hanging="360"/>
+      </w:pPr>
+      <w:rPr>
+        <w:rFonts w:ascii="Wingdings" w:hAnsi="Wingdings" w:hint="default"/>
+        <w:sz w:val="20"/>
+      </w:rPr>
+    </w:lvl>
+    <w:lvl w:ilvl="5" w:tentative="1">
+      <w:start w:val="1"/>
+      <w:numFmt w:val="bullet"/>
+      <w:lvlText w:val=""/>
+      <w:lvlJc w:val="left"/>
+      <w:pPr>
+        <w:tabs>
+          <w:tab w:val="num" w:pos="4320"/>
+        </w:tabs>
+        <w:ind w:left="4320" w:hanging="360"/>
+      </w:pPr>
+      <w:rPr>
+        <w:rFonts w:ascii="Wingdings" w:hAnsi="Wingdings" w:hint="default"/>
+        <w:sz w:val="20"/>
+      </w:rPr>
+    </w:lvl>
+    <w:lvl w:ilvl="6" w:tentative="1">
+      <w:start w:val="1"/>
+      <w:numFmt w:val="bullet"/>
+      <w:lvlText w:val=""/>
+      <w:lvlJc w:val="left"/>
+      <w:pPr>
+        <w:tabs>
+          <w:tab w:val="num" w:pos="5040"/>
+        </w:tabs>
+        <w:ind w:left="5040" w:hanging="360"/>
+      </w:pPr>
+      <w:rPr>
+        <w:rFonts w:ascii="Wingdings" w:hAnsi="Wingdings" w:hint="default"/>
+        <w:sz w:val="20"/>
+      </w:rPr>
+    </w:lvl>
+    <w:lvl w:ilvl="7" w:tentative="1">
+      <w:start w:val="1"/>
+      <w:numFmt w:val="bullet"/>
+      <w:lvlText w:val=""/>
+      <w:lvlJc w:val="left"/>
+      <w:pPr>
+        <w:tabs>
+          <w:tab w:val="num" w:pos="5760"/>
+        </w:tabs>
+        <w:ind w:left="5760" w:hanging="360"/>
+      </w:pPr>
+      <w:rPr>
+        <w:rFonts w:ascii="Wingdings" w:hAnsi="Wingdings" w:hint="default"/>
+        <w:sz w:val="20"/>
+      </w:rPr>
+    </w:lvl>
+    <w:lvl w:ilvl="8" w:tentative="1">
+      <w:start w:val="1"/>
+      <w:numFmt w:val="bullet"/>
+      <w:lvlText w:val=""/>
+      <w:lvlJc w:val="left"/>
+      <w:pPr>
+        <w:tabs>
+          <w:tab w:val="num" w:pos="6480"/>
+        </w:tabs>
+        <w:ind w:left="6480" w:hanging="360"/>
+      </w:pPr>
+      <w:rPr>
+        <w:rFonts w:ascii="Wingdings" w:hAnsi="Wingdings" w:hint="default"/>
+        <w:sz w:val="20"/>
+      </w:rPr>
+    </w:lvl>
+  </w:abstractNum>
+  <w:abstractNum w:abstractNumId="6" w15:restartNumberingAfterBreak="0">
     <w:nsid w:val="22CA55F1"/>
     <w:multiLevelType w:val="multilevel"/>
     <w:tmpl w:val="AB5C8DD2"/>
@@ -756,7 +2096,7 @@
       </w:rPr>
     </w:lvl>
   </w:abstractNum>
-  <w:abstractNum w:abstractNumId="2" w15:restartNumberingAfterBreak="0">
+  <w:abstractNum w:abstractNumId="7" w15:restartNumberingAfterBreak="0">
     <w:nsid w:val="3F433890"/>
     <w:multiLevelType w:val="multilevel"/>
     <w:tmpl w:val="4EDCD62C"/>
@@ -869,7 +2209,7 @@
       </w:pPr>
     </w:lvl>
   </w:abstractNum>
-  <w:abstractNum w:abstractNumId="3" w15:restartNumberingAfterBreak="0">
+  <w:abstractNum w:abstractNumId="8" w15:restartNumberingAfterBreak="0">
     <w:nsid w:val="4B745581"/>
     <w:multiLevelType w:val="multilevel"/>
     <w:tmpl w:val="E6F29692"/>
@@ -1018,17 +2358,184 @@
       </w:rPr>
     </w:lvl>
   </w:abstractNum>
+  <w:abstractNum w:abstractNumId="9" w15:restartNumberingAfterBreak="0">
+    <w:nsid w:val="76D5239E"/>
+    <w:multiLevelType w:val="multilevel"/>
+    <w:tmpl w:val="5B007270"/>
+    <w:lvl w:ilvl="0">
+      <w:start w:val="1"/>
+      <w:numFmt w:val="bullet"/>
+      <w:lvlText w:val=""/>
+      <w:lvlJc w:val="left"/>
+      <w:pPr>
+        <w:tabs>
+          <w:tab w:val="num" w:pos="720"/>
+        </w:tabs>
+        <w:ind w:left="720" w:hanging="360"/>
+      </w:pPr>
+      <w:rPr>
+        <w:rFonts w:ascii="Symbol" w:hAnsi="Symbol" w:hint="default"/>
+        <w:sz w:val="20"/>
+      </w:rPr>
+    </w:lvl>
+    <w:lvl w:ilvl="1" w:tentative="1">
+      <w:start w:val="1"/>
+      <w:numFmt w:val="bullet"/>
+      <w:lvlText w:val="o"/>
+      <w:lvlJc w:val="left"/>
+      <w:pPr>
+        <w:tabs>
+          <w:tab w:val="num" w:pos="1440"/>
+        </w:tabs>
+        <w:ind w:left="1440" w:hanging="360"/>
+      </w:pPr>
+      <w:rPr>
+        <w:rFonts w:ascii="Courier New" w:hAnsi="Courier New" w:hint="default"/>
+        <w:sz w:val="20"/>
+      </w:rPr>
+    </w:lvl>
+    <w:lvl w:ilvl="2" w:tentative="1">
+      <w:start w:val="1"/>
+      <w:numFmt w:val="bullet"/>
+      <w:lvlText w:val=""/>
+      <w:lvlJc w:val="left"/>
+      <w:pPr>
+        <w:tabs>
+          <w:tab w:val="num" w:pos="2160"/>
+        </w:tabs>
+        <w:ind w:left="2160" w:hanging="360"/>
+      </w:pPr>
+      <w:rPr>
+        <w:rFonts w:ascii="Wingdings" w:hAnsi="Wingdings" w:hint="default"/>
+        <w:sz w:val="20"/>
+      </w:rPr>
+    </w:lvl>
+    <w:lvl w:ilvl="3" w:tentative="1">
+      <w:start w:val="1"/>
+      <w:numFmt w:val="bullet"/>
+      <w:lvlText w:val=""/>
+      <w:lvlJc w:val="left"/>
+      <w:pPr>
+        <w:tabs>
+          <w:tab w:val="num" w:pos="2880"/>
+        </w:tabs>
+        <w:ind w:left="2880" w:hanging="360"/>
+      </w:pPr>
+      <w:rPr>
+        <w:rFonts w:ascii="Wingdings" w:hAnsi="Wingdings" w:hint="default"/>
+        <w:sz w:val="20"/>
+      </w:rPr>
+    </w:lvl>
+    <w:lvl w:ilvl="4" w:tentative="1">
+      <w:start w:val="1"/>
+      <w:numFmt w:val="bullet"/>
+      <w:lvlText w:val=""/>
+      <w:lvlJc w:val="left"/>
+      <w:pPr>
+        <w:tabs>
+          <w:tab w:val="num" w:pos="3600"/>
+        </w:tabs>
+        <w:ind w:left="3600" w:hanging="360"/>
+      </w:pPr>
+      <w:rPr>
+        <w:rFonts w:ascii="Wingdings" w:hAnsi="Wingdings" w:hint="default"/>
+        <w:sz w:val="20"/>
+      </w:rPr>
+    </w:lvl>
+    <w:lvl w:ilvl="5" w:tentative="1">
+      <w:start w:val="1"/>
+      <w:numFmt w:val="bullet"/>
+      <w:lvlText w:val=""/>
+      <w:lvlJc w:val="left"/>
+      <w:pPr>
+        <w:tabs>
+          <w:tab w:val="num" w:pos="4320"/>
+        </w:tabs>
+        <w:ind w:left="4320" w:hanging="360"/>
+      </w:pPr>
+      <w:rPr>
+        <w:rFonts w:ascii="Wingdings" w:hAnsi="Wingdings" w:hint="default"/>
+        <w:sz w:val="20"/>
+      </w:rPr>
+    </w:lvl>
+    <w:lvl w:ilvl="6" w:tentative="1">
+      <w:start w:val="1"/>
+      <w:numFmt w:val="bullet"/>
+      <w:lvlText w:val=""/>
+      <w:lvlJc w:val="left"/>
+      <w:pPr>
+        <w:tabs>
+          <w:tab w:val="num" w:pos="5040"/>
+        </w:tabs>
+        <w:ind w:left="5040" w:hanging="360"/>
+      </w:pPr>
+      <w:rPr>
+        <w:rFonts w:ascii="Wingdings" w:hAnsi="Wingdings" w:hint="default"/>
+        <w:sz w:val="20"/>
+      </w:rPr>
+    </w:lvl>
+    <w:lvl w:ilvl="7" w:tentative="1">
+      <w:start w:val="1"/>
+      <w:numFmt w:val="bullet"/>
+      <w:lvlText w:val=""/>
+      <w:lvlJc w:val="left"/>
+      <w:pPr>
+        <w:tabs>
+          <w:tab w:val="num" w:pos="5760"/>
+        </w:tabs>
+        <w:ind w:left="5760" w:hanging="360"/>
+      </w:pPr>
+      <w:rPr>
+        <w:rFonts w:ascii="Wingdings" w:hAnsi="Wingdings" w:hint="default"/>
+        <w:sz w:val="20"/>
+      </w:rPr>
+    </w:lvl>
+    <w:lvl w:ilvl="8" w:tentative="1">
+      <w:start w:val="1"/>
+      <w:numFmt w:val="bullet"/>
+      <w:lvlText w:val=""/>
+      <w:lvlJc w:val="left"/>
+      <w:pPr>
+        <w:tabs>
+          <w:tab w:val="num" w:pos="6480"/>
+        </w:tabs>
+        <w:ind w:left="6480" w:hanging="360"/>
+      </w:pPr>
+      <w:rPr>
+        <w:rFonts w:ascii="Wingdings" w:hAnsi="Wingdings" w:hint="default"/>
+        <w:sz w:val="20"/>
+      </w:rPr>
+    </w:lvl>
+  </w:abstractNum>
   <w:num w:numId="1" w16cid:durableId="1863205545">
+    <w:abstractNumId w:val="7"/>
+  </w:num>
+  <w:num w:numId="2" w16cid:durableId="389614023">
+    <w:abstractNumId w:val="6"/>
+  </w:num>
+  <w:num w:numId="3" w16cid:durableId="4796515">
+    <w:abstractNumId w:val="8"/>
+  </w:num>
+  <w:num w:numId="4" w16cid:durableId="562179910">
     <w:abstractNumId w:val="2"/>
   </w:num>
-  <w:num w:numId="2" w16cid:durableId="389614023">
+  <w:num w:numId="5" w16cid:durableId="140855284">
+    <w:abstractNumId w:val="4"/>
+  </w:num>
+  <w:num w:numId="6" w16cid:durableId="665548918">
     <w:abstractNumId w:val="1"/>
   </w:num>
-  <w:num w:numId="3" w16cid:durableId="4796515">
+  <w:num w:numId="7" w16cid:durableId="1587032923">
+    <w:abstractNumId w:val="0"/>
+  </w:num>
+  <w:num w:numId="8" w16cid:durableId="1576671944">
+    <w:abstractNumId w:val="9"/>
+  </w:num>
+  <w:num w:numId="9" w16cid:durableId="1598443111">
+    <w:abstractNumId w:val="5"/>
+  </w:num>
+  <w:num w:numId="10" w16cid:durableId="88934555">
     <w:abstractNumId w:val="3"/>
-  </w:num>
-  <w:num w:numId="4" w16cid:durableId="562179910">
-    <w:abstractNumId w:val="0"/>
   </w:num>
 </w:numbering>
 </file>
